--- a/backend-google-docs/10-auth-security.docx
+++ b/backend-google-docs/10-auth-security.docx
@@ -2823,7 +2823,7 @@
       </w:pPr>
       <w:r>
         <w:rPr/>
-        <w:t>🏥 Level 4 — Healthcare and PHI</w:t>
+        <w:t>🟢 More Basics</w:t>
       </w:r>
     </w:p>
     <w:p>
@@ -2843,7 +2843,7 @@
           <w:color w:val="1F3A5F"/>
           <w:sz w:val="24"/>
         </w:rPr>
-        <w:t>Q16. What is PHI, and how must a backend protect it?</w:t>
+        <w:t>Q16. What is the difference between encoding, encryption and hashing?</w:t>
       </w:r>
       <w:r>
         <w:rPr>
@@ -2864,7 +2864,7 @@
       </w:r>
       <w:r>
         <w:rPr/>
-        <w:t xml:space="preserve"> Protected Health Information. Encrypt it in transit and at rest, restrict access by role, audit every access, minimise collection, and keep it out of logs and third parties without agreements.</w:t>
+        <w:t xml:space="preserve"> Encoding changes format and is reversible by anyone (Base64); encryption is reversible only with a key; hashing is one-way.</w:t>
       </w:r>
     </w:p>
     <w:p>
@@ -2879,7 +2879,7 @@
       </w:r>
       <w:r>
         <w:rPr/>
-        <w:t xml:space="preserve"> HIPAA in the US requires safeguards and Business Associate Agreements with vendors that handle PHI.</w:t>
+        <w:t xml:space="preserve"> JWT payloads are encoded, not encrypted. Passwords are hashed. PHI at rest is encrypted.</w:t>
       </w:r>
     </w:p>
     <w:p>
@@ -2894,7 +2894,19 @@
       </w:r>
       <w:r>
         <w:rPr/>
-        <w:t xml:space="preserve"> Audit table rows: who accessed which patient session, when, and from where.</w:t>
+        <w:t xml:space="preserve"> </w:t>
+      </w:r>
+      <w:r>
+        <w:rPr>
+          <w:rFonts w:ascii="Courier New" w:hAnsi="Courier New"/>
+          <w:color w:val="B42318"/>
+          <w:sz w:val="20"/>
+        </w:rPr>
+        <w:t>base64("abc")</w:t>
+      </w:r>
+      <w:r>
+        <w:rPr/>
+        <w:t xml:space="preserve"> anyone can decode; AES-GCM needs the key; Argon2 can't be reversed.</w:t>
       </w:r>
     </w:p>
     <w:p>
@@ -2909,7 +2921,7 @@
       </w:r>
       <w:r>
         <w:rPr/>
-        <w:t xml:space="preserve"> "PHI is encrypted everywhere, accessed on a need-to-know basis, every access is audited, and it never leaks into logs, analytics or vendors without an agreement."</w:t>
+        <w:t xml:space="preserve"> "Encoding is for transport, encryption is for secrecy, hashing is for verification. Mixing them up causes real breaches."</w:t>
       </w:r>
     </w:p>
     <w:p>
@@ -2936,7 +2948,7 @@
           <w:color w:val="1F3A5F"/>
           <w:sz w:val="24"/>
         </w:rPr>
-        <w:t>Q17. How do you keep PHI out of logs?</w:t>
+        <w:t>Q17. What is MFA, and which factors are strongest?</w:t>
       </w:r>
       <w:r>
         <w:rPr>
@@ -2957,7 +2969,7 @@
       </w:r>
       <w:r>
         <w:rPr/>
-        <w:t xml:space="preserve"> Structured logging with allowlisted fields, redaction middleware, no request bodies by default, and scrubbing in error trackers.</w:t>
+        <w:t xml:space="preserve"> Multi-factor authentication combines something you know, have or are; phishing-resistant factors like passkeys (WebAuthn) and hardware keys are strongest, SMS is weakest.</w:t>
       </w:r>
     </w:p>
     <w:p>
@@ -2972,7 +2984,7 @@
       </w:r>
       <w:r>
         <w:rPr/>
-        <w:t xml:space="preserve"> Test redaction so it doesn't regress.</w:t>
+        <w:t xml:space="preserve"> TOTP apps are a good middle ground.</w:t>
       </w:r>
     </w:p>
     <w:p>
@@ -2987,7 +2999,193 @@
       </w:r>
       <w:r>
         <w:rPr/>
-        <w:t xml:space="preserve"> A pino </w:t>
+        <w:t xml:space="preserve"> Admins required to use passkeys or TOTP; SMS only as recovery.</w:t>
+      </w:r>
+    </w:p>
+    <w:p>
+      <w:r>
+        <w:rPr/>
+      </w:r>
+      <w:r>
+        <w:rPr>
+          <w:b/>
+        </w:rPr>
+        <w:t>Say it like this:</w:t>
+      </w:r>
+      <w:r>
+        <w:rPr/>
+        <w:t xml:space="preserve"> "MFA blocks most account takeovers; passkeys are best because they can't be phished."</w:t>
+      </w:r>
+    </w:p>
+    <w:p>
+      <w:pPr>
+        <w:pBdr>
+          <w:bottom w:val="single" w:sz="6" w:space="1" w:color="BFC7D5"/>
+        </w:pBdr>
+      </w:pPr>
+    </w:p>
+    <w:p>
+      <w:pPr>
+        <w:keepNext/>
+        <w:spacing w:before="200"/>
+      </w:pPr>
+      <w:r>
+        <w:rPr>
+          <w:color w:val="1F3A5F"/>
+          <w:sz w:val="24"/>
+        </w:rPr>
+      </w:r>
+      <w:r>
+        <w:rPr>
+          <w:b/>
+          <w:color w:val="1F3A5F"/>
+          <w:sz w:val="24"/>
+        </w:rPr>
+        <w:t>Q18. What are HTTPS and TLS, briefly?</w:t>
+      </w:r>
+      <w:r>
+        <w:rPr>
+          <w:color w:val="1F3A5F"/>
+          <w:sz w:val="24"/>
+        </w:rPr>
+      </w:r>
+    </w:p>
+    <w:p>
+      <w:r>
+        <w:rPr/>
+      </w:r>
+      <w:r>
+        <w:rPr>
+          <w:b/>
+        </w:rPr>
+        <w:t>Short answer:</w:t>
+      </w:r>
+      <w:r>
+        <w:rPr/>
+        <w:t xml:space="preserve"> TLS encrypts and authenticates the connection using certificates; HTTPS is HTTP over TLS.</w:t>
+      </w:r>
+    </w:p>
+    <w:p>
+      <w:r>
+        <w:rPr/>
+      </w:r>
+      <w:r>
+        <w:rPr>
+          <w:b/>
+        </w:rPr>
+        <w:t>Explanation:</w:t>
+      </w:r>
+      <w:r>
+        <w:rPr/>
+        <w:t xml:space="preserve"> Use TLS 1.2+, HSTS, and terminate at the load balancer or end-to-end for sensitive data.</w:t>
+      </w:r>
+    </w:p>
+    <w:p>
+      <w:r>
+        <w:rPr/>
+      </w:r>
+      <w:r>
+        <w:rPr>
+          <w:b/>
+        </w:rPr>
+        <w:t>Example:</w:t>
+      </w:r>
+      <w:r>
+        <w:rPr/>
+        <w:t xml:space="preserve"> ALB terminates TLS with an ACM certificate; internal traffic re-encrypted for PHI services.</w:t>
+      </w:r>
+    </w:p>
+    <w:p>
+      <w:r>
+        <w:rPr/>
+      </w:r>
+      <w:r>
+        <w:rPr>
+          <w:b/>
+        </w:rPr>
+        <w:t>Say it like this:</w:t>
+      </w:r>
+      <w:r>
+        <w:rPr/>
+        <w:t xml:space="preserve"> "TLS everywhere, HSTS on, and for health data I keep it encrypted inside the network too."</w:t>
+      </w:r>
+    </w:p>
+    <w:p>
+      <w:pPr>
+        <w:pBdr>
+          <w:bottom w:val="single" w:sz="6" w:space="1" w:color="BFC7D5"/>
+        </w:pBdr>
+      </w:pPr>
+    </w:p>
+    <w:p>
+      <w:pPr>
+        <w:keepNext/>
+        <w:spacing w:before="200"/>
+      </w:pPr>
+      <w:r>
+        <w:rPr>
+          <w:color w:val="1F3A5F"/>
+          <w:sz w:val="24"/>
+        </w:rPr>
+      </w:r>
+      <w:r>
+        <w:rPr>
+          <w:b/>
+          <w:color w:val="1F3A5F"/>
+          <w:sz w:val="24"/>
+        </w:rPr>
+        <w:t>Q19. What is CORS, and does it protect your API?</w:t>
+      </w:r>
+      <w:r>
+        <w:rPr>
+          <w:color w:val="1F3A5F"/>
+          <w:sz w:val="24"/>
+        </w:rPr>
+      </w:r>
+    </w:p>
+    <w:p>
+      <w:r>
+        <w:rPr/>
+      </w:r>
+      <w:r>
+        <w:rPr>
+          <w:b/>
+        </w:rPr>
+        <w:t>Short answer:</w:t>
+      </w:r>
+      <w:r>
+        <w:rPr/>
+        <w:t xml:space="preserve"> A browser mechanism that lets servers allow other origins to read responses; it doesn't protect against non-browser clients.</w:t>
+      </w:r>
+    </w:p>
+    <w:p>
+      <w:r>
+        <w:rPr/>
+      </w:r>
+      <w:r>
+        <w:rPr>
+          <w:b/>
+        </w:rPr>
+        <w:t>Explanation:</w:t>
+      </w:r>
+      <w:r>
+        <w:rPr/>
+        <w:t xml:space="preserve"> Authentication and authorisation are the real protection.</w:t>
+      </w:r>
+    </w:p>
+    <w:p>
+      <w:r>
+        <w:rPr/>
+      </w:r>
+      <w:r>
+        <w:rPr>
+          <w:b/>
+        </w:rPr>
+        <w:t>Example:</w:t>
+      </w:r>
+      <w:r>
+        <w:rPr/>
+        <w:t xml:space="preserve"> </w:t>
       </w:r>
       <w:r>
         <w:rPr>
@@ -2995,11 +3193,197 @@
           <w:color w:val="B42318"/>
           <w:sz w:val="20"/>
         </w:rPr>
-        <w:t>redact</w:t>
-      </w:r>
-      <w:r>
-        <w:rPr/>
-        <w:t xml:space="preserve"> config for </w:t>
+        <w:t>curl</w:t>
+      </w:r>
+      <w:r>
+        <w:rPr/>
+        <w:t xml:space="preserve"> ignores CORS completely.</w:t>
+      </w:r>
+    </w:p>
+    <w:p>
+      <w:r>
+        <w:rPr/>
+      </w:r>
+      <w:r>
+        <w:rPr>
+          <w:b/>
+        </w:rPr>
+        <w:t>Say it like this:</w:t>
+      </w:r>
+      <w:r>
+        <w:rPr/>
+        <w:t xml:space="preserve"> "CORS controls which websites can read our responses in a browser; it's not access control."</w:t>
+      </w:r>
+    </w:p>
+    <w:p>
+      <w:pPr>
+        <w:pBdr>
+          <w:bottom w:val="single" w:sz="6" w:space="1" w:color="BFC7D5"/>
+        </w:pBdr>
+      </w:pPr>
+    </w:p>
+    <w:p>
+      <w:pPr>
+        <w:keepNext/>
+        <w:spacing w:before="200"/>
+      </w:pPr>
+      <w:r>
+        <w:rPr>
+          <w:color w:val="1F3A5F"/>
+          <w:sz w:val="24"/>
+        </w:rPr>
+      </w:r>
+      <w:r>
+        <w:rPr>
+          <w:b/>
+          <w:color w:val="1F3A5F"/>
+          <w:sz w:val="24"/>
+        </w:rPr>
+        <w:t>Q20. What is the principle of least privilege?</w:t>
+      </w:r>
+      <w:r>
+        <w:rPr>
+          <w:color w:val="1F3A5F"/>
+          <w:sz w:val="24"/>
+        </w:rPr>
+      </w:r>
+    </w:p>
+    <w:p>
+      <w:r>
+        <w:rPr/>
+      </w:r>
+      <w:r>
+        <w:rPr>
+          <w:b/>
+        </w:rPr>
+        <w:t>Short answer:</w:t>
+      </w:r>
+      <w:r>
+        <w:rPr/>
+        <w:t xml:space="preserve"> Give every user, service and key only the access it needs, for only as long as it needs it.</w:t>
+      </w:r>
+    </w:p>
+    <w:p>
+      <w:r>
+        <w:rPr/>
+      </w:r>
+      <w:r>
+        <w:rPr>
+          <w:b/>
+        </w:rPr>
+        <w:t>Explanation:</w:t>
+      </w:r>
+      <w:r>
+        <w:rPr/>
+        <w:t xml:space="preserve"> Limits the blast radius of a compromise.</w:t>
+      </w:r>
+    </w:p>
+    <w:p>
+      <w:r>
+        <w:rPr/>
+      </w:r>
+      <w:r>
+        <w:rPr>
+          <w:b/>
+        </w:rPr>
+        <w:t>Example:</w:t>
+      </w:r>
+      <w:r>
+        <w:rPr/>
+        <w:t xml:space="preserve"> The reporting service has a read-only database user on reporting views only.</w:t>
+      </w:r>
+    </w:p>
+    <w:p>
+      <w:r>
+        <w:rPr/>
+      </w:r>
+      <w:r>
+        <w:rPr>
+          <w:b/>
+        </w:rPr>
+        <w:t>Say it like this:</w:t>
+      </w:r>
+      <w:r>
+        <w:rPr/>
+        <w:t xml:space="preserve"> "If something is compromised, least privilege decides how bad it gets."</w:t>
+      </w:r>
+    </w:p>
+    <w:p>
+      <w:pPr>
+        <w:pBdr>
+          <w:bottom w:val="single" w:sz="6" w:space="1" w:color="BFC7D5"/>
+        </w:pBdr>
+      </w:pPr>
+    </w:p>
+    <w:p>
+      <w:pPr>
+        <w:keepNext/>
+        <w:spacing w:before="200"/>
+      </w:pPr>
+      <w:r>
+        <w:rPr>
+          <w:color w:val="1F3A5F"/>
+          <w:sz w:val="24"/>
+        </w:rPr>
+      </w:r>
+      <w:r>
+        <w:rPr>
+          <w:b/>
+          <w:color w:val="1F3A5F"/>
+          <w:sz w:val="24"/>
+        </w:rPr>
+        <w:t>Q21. What should an audit log contain?</w:t>
+      </w:r>
+      <w:r>
+        <w:rPr>
+          <w:color w:val="1F3A5F"/>
+          <w:sz w:val="24"/>
+        </w:rPr>
+      </w:r>
+    </w:p>
+    <w:p>
+      <w:r>
+        <w:rPr/>
+      </w:r>
+      <w:r>
+        <w:rPr>
+          <w:b/>
+        </w:rPr>
+        <w:t>Short answer:</w:t>
+      </w:r>
+      <w:r>
+        <w:rPr/>
+        <w:t xml:space="preserve"> Who did what, to which resource, when, from where, and the outcome; append-only and tamper-evident.</w:t>
+      </w:r>
+    </w:p>
+    <w:p>
+      <w:r>
+        <w:rPr/>
+      </w:r>
+      <w:r>
+        <w:rPr>
+          <w:b/>
+        </w:rPr>
+        <w:t>Explanation:</w:t>
+      </w:r>
+      <w:r>
+        <w:rPr/>
+        <w:t xml:space="preserve"> Required for PHI access and admin actions.</w:t>
+      </w:r>
+    </w:p>
+    <w:p>
+      <w:r>
+        <w:rPr/>
+      </w:r>
+      <w:r>
+        <w:rPr>
+          <w:b/>
+        </w:rPr>
+        <w:t>Example:</w:t>
+      </w:r>
+      <w:r>
+        <w:rPr/>
+        <w:t xml:space="preserve"> </w:t>
       </w:r>
       <w:r>
         <w:rPr>
@@ -3007,35 +3391,11 @@
           <w:color w:val="B42318"/>
           <w:sz w:val="20"/>
         </w:rPr>
-        <w:t>req.body.patient*</w:t>
-      </w:r>
-      <w:r>
-        <w:rPr/>
-        <w:t xml:space="preserve">, </w:t>
-      </w:r>
-      <w:r>
-        <w:rPr>
-          <w:rFonts w:ascii="Courier New" w:hAnsi="Courier New"/>
-          <w:color w:val="B42318"/>
-          <w:sz w:val="20"/>
-        </w:rPr>
-        <w:t>*.ssn</w:t>
-      </w:r>
-      <w:r>
-        <w:rPr/>
-        <w:t xml:space="preserve"> and </w:t>
-      </w:r>
-      <w:r>
-        <w:rPr>
-          <w:rFonts w:ascii="Courier New" w:hAnsi="Courier New"/>
-          <w:color w:val="B42318"/>
-          <w:sz w:val="20"/>
-        </w:rPr>
-        <w:t>authorization</w:t>
-      </w:r>
-      <w:r>
-        <w:rPr/>
-        <w:t xml:space="preserve"> headers.</w:t>
+        <w:t>{ actor: u_42, action: 'view_session', resource: s_9, tenant: t_1, ip, at, result: 'allowed' }</w:t>
+      </w:r>
+      <w:r>
+        <w:rPr/>
+        <w:t>.</w:t>
       </w:r>
     </w:p>
     <w:p>
@@ -3050,7 +3410,7 @@
       </w:r>
       <w:r>
         <w:rPr/>
-        <w:t xml:space="preserve"> "Logs only contain allowlisted fields. Bodies aren't logged by default, and a test fails if a known PHI field appears in a log line."</w:t>
+        <w:t xml:space="preserve"> "Audit logs answer 'who accessed this patient's data and when', so they're append-only and kept separate from app logs."</w:t>
       </w:r>
     </w:p>
     <w:p>
@@ -3069,7 +3429,7 @@
       </w:pPr>
       <w:r>
         <w:rPr/>
-        <w:t>🧩 Level 5 — Scenario-Based</w:t>
+        <w:t>🟡 More Intermediate</w:t>
       </w:r>
     </w:p>
     <w:p>
@@ -3089,7 +3449,7 @@
           <w:color w:val="1F3A5F"/>
           <w:sz w:val="24"/>
         </w:rPr>
-        <w:t>Q18. You discover an API where changing an ID in the URL returns another tenant's data. What do you do?</w:t>
+        <w:t>Q22. Session cookies vs JWTs for a web app: what do you recommend?</w:t>
       </w:r>
       <w:r>
         <w:rPr>
@@ -3110,7 +3470,7 @@
       </w:r>
       <w:r>
         <w:rPr/>
-        <w:t xml:space="preserve"> Treat it as an incident: fix the query scope, check logs for exploitation, notify per policy, add tests for every similar endpoint, and add database-level protection like RLS.</w:t>
+        <w:t xml:space="preserve"> For a first-party web app, server sessions in HttpOnly cookies (or a BFF) are simpler and revocable; JWTs fit service-to-service and multiple APIs.</w:t>
       </w:r>
     </w:p>
     <w:p>
@@ -3125,7 +3485,7 @@
       </w:r>
       <w:r>
         <w:rPr/>
-        <w:t xml:space="preserve"> Also audit all endpoints systematically, because one IDOR rarely comes alone.</w:t>
+        <w:t xml:space="preserve"> Many teams combine them: a session for the browser, short-lived JWTs between services.</w:t>
       </w:r>
     </w:p>
     <w:p>
@@ -3140,7 +3500,7 @@
       </w:r>
       <w:r>
         <w:rPr/>
-        <w:t xml:space="preserve"> Add a role × tenant × endpoint test matrix to CI.</w:t>
+        <w:t xml:space="preserve"> Browser ↔ BFF with a session cookie; BFF ↔ APIs with signed JWTs.</w:t>
       </w:r>
     </w:p>
     <w:p>
@@ -3155,7 +3515,7 @@
       </w:r>
       <w:r>
         <w:rPr/>
-        <w:t xml:space="preserve"> "Fix it immediately, check whether it was exploited, then make the whole class of bug impossible with scoped queries, RLS and an authorisation test matrix."</w:t>
+        <w:t xml:space="preserve"> "For browsers I prefer sessions, which are easy to revoke; JWTs shine between services."</w:t>
       </w:r>
     </w:p>
     <w:p>
@@ -3182,7 +3542,7 @@
           <w:color w:val="1F3A5F"/>
           <w:sz w:val="24"/>
         </w:rPr>
-        <w:t>Q19. A JWT signing key may have leaked. What do you do?</w:t>
+        <w:t>Q23. What are JWKS and key rotation?</w:t>
       </w:r>
       <w:r>
         <w:rPr>
@@ -3203,22 +3563,7 @@
       </w:r>
       <w:r>
         <w:rPr/>
-        <w:t xml:space="preserve"> Rotate the key immediately (publish the new key in JWKS, stop accepting the old one), force re-login by revoking refresh tokens, investigate the leak, and review access logs.</w:t>
-      </w:r>
-    </w:p>
-    <w:p>
-      <w:r>
-        <w:rPr/>
-      </w:r>
-      <w:r>
-        <w:rPr>
-          <w:b/>
-        </w:rPr>
-        <w:t>Explanation:</w:t>
-      </w:r>
-      <w:r>
-        <w:rPr/>
-        <w:t xml:space="preserve"> Key IDs (</w:t>
+        <w:t xml:space="preserve"> A JSON Web Key Set is a published list of public keys; tokens name their key with </w:t>
       </w:r>
       <w:r>
         <w:rPr>
@@ -3230,7 +3575,7 @@
       </w:r>
       <w:r>
         <w:rPr/>
-        <w:t>) make rotation smooth.</w:t>
+        <w:t>, so you can rotate keys by adding a new one and retiring the old.</w:t>
       </w:r>
     </w:p>
     <w:p>
@@ -3241,11 +3586,11 @@
         <w:rPr>
           <w:b/>
         </w:rPr>
-        <w:t>Example:</w:t>
-      </w:r>
-      <w:r>
-        <w:rPr/>
-        <w:t xml:space="preserve"> Remove the compromised </w:t>
+        <w:t>Explanation:</w:t>
+      </w:r>
+      <w:r>
+        <w:rPr/>
+        <w:t xml:space="preserve"> Verifiers cache JWKS and refetch on unknown </w:t>
       </w:r>
       <w:r>
         <w:rPr>
@@ -3257,7 +3602,7 @@
       </w:r>
       <w:r>
         <w:rPr/>
-        <w:t xml:space="preserve"> from the JWKS; all tokens signed with it fail verification.</w:t>
+        <w:t>.</w:t>
       </w:r>
     </w:p>
     <w:p>
@@ -3268,11 +3613,749 @@
         <w:rPr>
           <w:b/>
         </w:rPr>
+        <w:t>Example:</w:t>
+      </w:r>
+      <w:r>
+        <w:rPr/>
+        <w:t xml:space="preserve"> </w:t>
+      </w:r>
+      <w:r>
+        <w:rPr>
+          <w:rFonts w:ascii="Courier New" w:hAnsi="Courier New"/>
+          <w:color w:val="B42318"/>
+          <w:sz w:val="20"/>
+        </w:rPr>
+        <w:t>https://auth.example.com/.well-known/jwks.json</w:t>
+      </w:r>
+      <w:r>
+        <w:rPr/>
+        <w:t xml:space="preserve"> with two keys during rotation.</w:t>
+      </w:r>
+    </w:p>
+    <w:p>
+      <w:r>
+        <w:rPr/>
+      </w:r>
+      <w:r>
+        <w:rPr>
+          <w:b/>
+        </w:rPr>
         <w:t>Say it like this:</w:t>
       </w:r>
       <w:r>
         <w:rPr/>
-        <w:t xml:space="preserve"> "Rotate the key, invalidate every session it signed, then find out how it leaked. kid-based JWKS makes rotation a config change, not a deploy."</w:t>
+        <w:t xml:space="preserve"> "With JWKS, key rotation is just publishing a new key and retiring the old one later."</w:t>
+      </w:r>
+    </w:p>
+    <w:p>
+      <w:pPr>
+        <w:pBdr>
+          <w:bottom w:val="single" w:sz="6" w:space="1" w:color="BFC7D5"/>
+        </w:pBdr>
+      </w:pPr>
+    </w:p>
+    <w:p>
+      <w:pPr>
+        <w:keepNext/>
+        <w:spacing w:before="200"/>
+      </w:pPr>
+      <w:r>
+        <w:rPr>
+          <w:color w:val="1F3A5F"/>
+          <w:sz w:val="24"/>
+        </w:rPr>
+      </w:r>
+      <w:r>
+        <w:rPr>
+          <w:b/>
+          <w:color w:val="1F3A5F"/>
+          <w:sz w:val="24"/>
+        </w:rPr>
+        <w:t>Q24. What is the difference between OAuth scopes and application permissions?</w:t>
+      </w:r>
+      <w:r>
+        <w:rPr>
+          <w:color w:val="1F3A5F"/>
+          <w:sz w:val="24"/>
+        </w:rPr>
+      </w:r>
+    </w:p>
+    <w:p>
+      <w:r>
+        <w:rPr/>
+      </w:r>
+      <w:r>
+        <w:rPr>
+          <w:b/>
+        </w:rPr>
+        <w:t>Short answer:</w:t>
+      </w:r>
+      <w:r>
+        <w:rPr/>
+        <w:t xml:space="preserve"> Scopes limit what a token can be used for on behalf of a user; application permissions decide what that user can do inside your system.</w:t>
+      </w:r>
+    </w:p>
+    <w:p>
+      <w:r>
+        <w:rPr/>
+      </w:r>
+      <w:r>
+        <w:rPr>
+          <w:b/>
+        </w:rPr>
+        <w:t>Explanation:</w:t>
+      </w:r>
+      <w:r>
+        <w:rPr/>
+        <w:t xml:space="preserve"> Check both: the token has the scope and the user has the permission.</w:t>
+      </w:r>
+    </w:p>
+    <w:p>
+      <w:r>
+        <w:rPr/>
+      </w:r>
+      <w:r>
+        <w:rPr>
+          <w:b/>
+        </w:rPr>
+        <w:t>Example:</w:t>
+      </w:r>
+      <w:r>
+        <w:rPr/>
+        <w:t xml:space="preserve"> Token scope </w:t>
+      </w:r>
+      <w:r>
+        <w:rPr>
+          <w:rFonts w:ascii="Courier New" w:hAnsi="Courier New"/>
+          <w:color w:val="B42318"/>
+          <w:sz w:val="20"/>
+        </w:rPr>
+        <w:t>scorecards:read</w:t>
+      </w:r>
+      <w:r>
+        <w:rPr/>
+        <w:t xml:space="preserve"> plus user role QA reviewer in tenant 1.</w:t>
+      </w:r>
+    </w:p>
+    <w:p>
+      <w:r>
+        <w:rPr/>
+      </w:r>
+      <w:r>
+        <w:rPr>
+          <w:b/>
+        </w:rPr>
+        <w:t>Say it like this:</w:t>
+      </w:r>
+      <w:r>
+        <w:rPr/>
+        <w:t xml:space="preserve"> "Scopes limit the token, permissions limit the user, and the API checks both."</w:t>
+      </w:r>
+    </w:p>
+    <w:p>
+      <w:pPr>
+        <w:pBdr>
+          <w:bottom w:val="single" w:sz="6" w:space="1" w:color="BFC7D5"/>
+        </w:pBdr>
+      </w:pPr>
+    </w:p>
+    <w:p>
+      <w:pPr>
+        <w:keepNext/>
+        <w:spacing w:before="200"/>
+      </w:pPr>
+      <w:r>
+        <w:rPr>
+          <w:color w:val="1F3A5F"/>
+          <w:sz w:val="24"/>
+        </w:rPr>
+      </w:r>
+      <w:r>
+        <w:rPr>
+          <w:b/>
+          <w:color w:val="1F3A5F"/>
+          <w:sz w:val="24"/>
+        </w:rPr>
+        <w:t>Q25. How do you implement "log out everywhere"?</w:t>
+      </w:r>
+      <w:r>
+        <w:rPr>
+          <w:color w:val="1F3A5F"/>
+          <w:sz w:val="24"/>
+        </w:rPr>
+      </w:r>
+    </w:p>
+    <w:p>
+      <w:r>
+        <w:rPr/>
+      </w:r>
+      <w:r>
+        <w:rPr>
+          <w:b/>
+        </w:rPr>
+        <w:t>Short answer:</w:t>
+      </w:r>
+      <w:r>
+        <w:rPr/>
+        <w:t xml:space="preserve"> Revoke all refresh tokens or sessions for the user and increment a token version so outstanding access tokens fail on the next check.</w:t>
+      </w:r>
+    </w:p>
+    <w:p>
+      <w:r>
+        <w:rPr/>
+      </w:r>
+      <w:r>
+        <w:rPr>
+          <w:b/>
+        </w:rPr>
+        <w:t>Explanation:</w:t>
+      </w:r>
+      <w:r>
+        <w:rPr/>
+        <w:t xml:space="preserve"> Short access-token lifetimes bound the remaining exposure.</w:t>
+      </w:r>
+    </w:p>
+    <w:p>
+      <w:r>
+        <w:rPr/>
+      </w:r>
+      <w:r>
+        <w:rPr>
+          <w:b/>
+        </w:rPr>
+        <w:t>Example:</w:t>
+      </w:r>
+      <w:r>
+        <w:rPr/>
+        <w:t xml:space="preserve"> </w:t>
+      </w:r>
+      <w:r>
+        <w:rPr>
+          <w:rFonts w:ascii="Courier New" w:hAnsi="Courier New"/>
+          <w:color w:val="B42318"/>
+          <w:sz w:val="20"/>
+        </w:rPr>
+        <w:t>UPDATE users SET token_version = token_version + 1</w:t>
+      </w:r>
+      <w:r>
+        <w:rPr/>
+        <w:t>; delete their sessions in Redis.</w:t>
+      </w:r>
+    </w:p>
+    <w:p>
+      <w:r>
+        <w:rPr/>
+      </w:r>
+      <w:r>
+        <w:rPr>
+          <w:b/>
+        </w:rPr>
+        <w:t>Say it like this:</w:t>
+      </w:r>
+      <w:r>
+        <w:rPr/>
+        <w:t xml:space="preserve"> "Revoking refresh tokens plus a token version ends every session within minutes."</w:t>
+      </w:r>
+    </w:p>
+    <w:p>
+      <w:pPr>
+        <w:pBdr>
+          <w:bottom w:val="single" w:sz="6" w:space="1" w:color="BFC7D5"/>
+        </w:pBdr>
+      </w:pPr>
+    </w:p>
+    <w:p>
+      <w:pPr>
+        <w:keepNext/>
+        <w:spacing w:before="200"/>
+      </w:pPr>
+      <w:r>
+        <w:rPr>
+          <w:color w:val="1F3A5F"/>
+          <w:sz w:val="24"/>
+        </w:rPr>
+      </w:r>
+      <w:r>
+        <w:rPr>
+          <w:b/>
+          <w:color w:val="1F3A5F"/>
+          <w:sz w:val="24"/>
+        </w:rPr>
+        <w:t>Q26. How do you validate and sanitise input?</w:t>
+      </w:r>
+      <w:r>
+        <w:rPr>
+          <w:color w:val="1F3A5F"/>
+          <w:sz w:val="24"/>
+        </w:rPr>
+      </w:r>
+    </w:p>
+    <w:p>
+      <w:r>
+        <w:rPr/>
+      </w:r>
+      <w:r>
+        <w:rPr>
+          <w:b/>
+        </w:rPr>
+        <w:t>Short answer:</w:t>
+      </w:r>
+      <w:r>
+        <w:rPr/>
+        <w:t xml:space="preserve"> Validate types, ranges and formats with schemas at the boundary; sanitise only where output contexts need it (HTML), and encode on output.</w:t>
+      </w:r>
+    </w:p>
+    <w:p>
+      <w:r>
+        <w:rPr/>
+      </w:r>
+      <w:r>
+        <w:rPr>
+          <w:b/>
+        </w:rPr>
+        <w:t>Explanation:</w:t>
+      </w:r>
+      <w:r>
+        <w:rPr/>
+        <w:t xml:space="preserve"> Validation rejects bad data; output encoding prevents injection in each context.</w:t>
+      </w:r>
+    </w:p>
+    <w:p>
+      <w:r>
+        <w:rPr/>
+      </w:r>
+      <w:r>
+        <w:rPr>
+          <w:b/>
+        </w:rPr>
+        <w:t>Example:</w:t>
+      </w:r>
+      <w:r>
+        <w:rPr/>
+        <w:t xml:space="preserve"> Zod/Pydantic for input; DOMPurify for user HTML displayed later.</w:t>
+      </w:r>
+    </w:p>
+    <w:p>
+      <w:r>
+        <w:rPr/>
+      </w:r>
+      <w:r>
+        <w:rPr>
+          <w:b/>
+        </w:rPr>
+        <w:t>Say it like this:</w:t>
+      </w:r>
+      <w:r>
+        <w:rPr/>
+        <w:t xml:space="preserve"> "Validate on the way in, encode on the way out, for the specific context."</w:t>
+      </w:r>
+    </w:p>
+    <w:p>
+      <w:pPr>
+        <w:pBdr>
+          <w:bottom w:val="single" w:sz="6" w:space="1" w:color="BFC7D5"/>
+        </w:pBdr>
+      </w:pPr>
+    </w:p>
+    <w:p>
+      <w:pPr>
+        <w:keepNext/>
+        <w:spacing w:before="200"/>
+      </w:pPr>
+      <w:r>
+        <w:rPr>
+          <w:color w:val="1F3A5F"/>
+          <w:sz w:val="24"/>
+        </w:rPr>
+      </w:r>
+      <w:r>
+        <w:rPr>
+          <w:b/>
+          <w:color w:val="1F3A5F"/>
+          <w:sz w:val="24"/>
+        </w:rPr>
+        <w:t>Q27. What is SSRF, and how do you prevent it?</w:t>
+      </w:r>
+      <w:r>
+        <w:rPr>
+          <w:color w:val="1F3A5F"/>
+          <w:sz w:val="24"/>
+        </w:rPr>
+      </w:r>
+    </w:p>
+    <w:p>
+      <w:r>
+        <w:rPr/>
+      </w:r>
+      <w:r>
+        <w:rPr>
+          <w:b/>
+        </w:rPr>
+        <w:t>Short answer:</w:t>
+      </w:r>
+      <w:r>
+        <w:rPr/>
+        <w:t xml:space="preserve"> Server-Side Request Forgery: tricking your server into calling internal URLs (like cloud metadata). Prevent with allowlists, blocking private IP ranges, and IMDSv2.</w:t>
+      </w:r>
+    </w:p>
+    <w:p>
+      <w:r>
+        <w:rPr/>
+      </w:r>
+      <w:r>
+        <w:rPr>
+          <w:b/>
+        </w:rPr>
+        <w:t>Explanation:</w:t>
+      </w:r>
+      <w:r>
+        <w:rPr/>
+        <w:t xml:space="preserve"> Any feature that fetches user-supplied URLs (webhooks, link previews) is at risk.</w:t>
+      </w:r>
+    </w:p>
+    <w:p>
+      <w:r>
+        <w:rPr/>
+      </w:r>
+      <w:r>
+        <w:rPr>
+          <w:b/>
+        </w:rPr>
+        <w:t>Example:</w:t>
+      </w:r>
+      <w:r>
+        <w:rPr/>
+        <w:t xml:space="preserve"> Reject URLs resolving to </w:t>
+      </w:r>
+      <w:r>
+        <w:rPr>
+          <w:rFonts w:ascii="Courier New" w:hAnsi="Courier New"/>
+          <w:color w:val="B42318"/>
+          <w:sz w:val="20"/>
+        </w:rPr>
+        <w:t>169.254.169.254</w:t>
+      </w:r>
+      <w:r>
+        <w:rPr/>
+        <w:t xml:space="preserve"> or </w:t>
+      </w:r>
+      <w:r>
+        <w:rPr>
+          <w:rFonts w:ascii="Courier New" w:hAnsi="Courier New"/>
+          <w:color w:val="B42318"/>
+          <w:sz w:val="20"/>
+        </w:rPr>
+        <w:t>10.0.0.0/8</w:t>
+      </w:r>
+      <w:r>
+        <w:rPr/>
+        <w:t>.</w:t>
+      </w:r>
+    </w:p>
+    <w:p>
+      <w:r>
+        <w:rPr/>
+      </w:r>
+      <w:r>
+        <w:rPr>
+          <w:b/>
+        </w:rPr>
+        <w:t>Say it like this:</w:t>
+      </w:r>
+      <w:r>
+        <w:rPr/>
+        <w:t xml:space="preserve"> "If the server fetches URLs users give it, I allowlist destinations and block internal addresses."</w:t>
+      </w:r>
+    </w:p>
+    <w:p>
+      <w:pPr>
+        <w:pBdr>
+          <w:bottom w:val="single" w:sz="6" w:space="1" w:color="BFC7D5"/>
+        </w:pBdr>
+      </w:pPr>
+    </w:p>
+    <w:p>
+      <w:pPr>
+        <w:keepNext/>
+        <w:spacing w:before="200"/>
+      </w:pPr>
+      <w:r>
+        <w:rPr>
+          <w:color w:val="1F3A5F"/>
+          <w:sz w:val="24"/>
+        </w:rPr>
+      </w:r>
+      <w:r>
+        <w:rPr>
+          <w:b/>
+          <w:color w:val="1F3A5F"/>
+          <w:sz w:val="24"/>
+        </w:rPr>
+        <w:t>Q28. How do you protect against excessive data exposure?</w:t>
+      </w:r>
+      <w:r>
+        <w:rPr>
+          <w:color w:val="1F3A5F"/>
+          <w:sz w:val="24"/>
+        </w:rPr>
+      </w:r>
+    </w:p>
+    <w:p>
+      <w:r>
+        <w:rPr/>
+      </w:r>
+      <w:r>
+        <w:rPr>
+          <w:b/>
+        </w:rPr>
+        <w:t>Short answer:</w:t>
+      </w:r>
+      <w:r>
+        <w:rPr/>
+        <w:t xml:space="preserve"> Return only fields the client needs, using response schemas, and never rely on the frontend to hide fields.</w:t>
+      </w:r>
+    </w:p>
+    <w:p>
+      <w:r>
+        <w:rPr/>
+      </w:r>
+      <w:r>
+        <w:rPr>
+          <w:b/>
+        </w:rPr>
+        <w:t>Explanation:</w:t>
+      </w:r>
+      <w:r>
+        <w:rPr/>
+        <w:t xml:space="preserve"> This is OWASP API3 (broken object property-level authorisation).</w:t>
+      </w:r>
+    </w:p>
+    <w:p>
+      <w:r>
+        <w:rPr/>
+      </w:r>
+      <w:r>
+        <w:rPr>
+          <w:b/>
+        </w:rPr>
+        <w:t>Example:</w:t>
+      </w:r>
+      <w:r>
+        <w:rPr/>
+        <w:t xml:space="preserve"> Agent list returns name and ID, not email and phone.</w:t>
+      </w:r>
+    </w:p>
+    <w:p>
+      <w:r>
+        <w:rPr/>
+      </w:r>
+      <w:r>
+        <w:rPr>
+          <w:b/>
+        </w:rPr>
+        <w:t>Say it like this:</w:t>
+      </w:r>
+      <w:r>
+        <w:rPr/>
+        <w:t xml:space="preserve"> "If the frontend hides it, the API shouldn't send it."</w:t>
+      </w:r>
+    </w:p>
+    <w:p>
+      <w:pPr>
+        <w:pBdr>
+          <w:bottom w:val="single" w:sz="6" w:space="1" w:color="BFC7D5"/>
+        </w:pBdr>
+      </w:pPr>
+    </w:p>
+    <w:p>
+      <w:pPr>
+        <w:keepNext/>
+        <w:spacing w:before="200"/>
+      </w:pPr>
+      <w:r>
+        <w:rPr>
+          <w:color w:val="1F3A5F"/>
+          <w:sz w:val="24"/>
+        </w:rPr>
+      </w:r>
+      <w:r>
+        <w:rPr>
+          <w:b/>
+          <w:color w:val="1F3A5F"/>
+          <w:sz w:val="24"/>
+        </w:rPr>
+        <w:t>Q29. How do you prevent function-level authorisation bugs (admin endpoints)?</w:t>
+      </w:r>
+      <w:r>
+        <w:rPr>
+          <w:color w:val="1F3A5F"/>
+          <w:sz w:val="24"/>
+        </w:rPr>
+      </w:r>
+    </w:p>
+    <w:p>
+      <w:r>
+        <w:rPr/>
+      </w:r>
+      <w:r>
+        <w:rPr>
+          <w:b/>
+        </w:rPr>
+        <w:t>Short answer:</w:t>
+      </w:r>
+      <w:r>
+        <w:rPr/>
+        <w:t xml:space="preserve"> Deny by default, require explicit permissions on every route, separate admin routes, and test every route with non-admin users.</w:t>
+      </w:r>
+    </w:p>
+    <w:p>
+      <w:r>
+        <w:rPr/>
+      </w:r>
+      <w:r>
+        <w:rPr>
+          <w:b/>
+        </w:rPr>
+        <w:t>Explanation:</w:t>
+      </w:r>
+      <w:r>
+        <w:rPr/>
+        <w:t xml:space="preserve"> Automated checks that every route declares a permission.</w:t>
+      </w:r>
+    </w:p>
+    <w:p>
+      <w:r>
+        <w:rPr/>
+      </w:r>
+      <w:r>
+        <w:rPr>
+          <w:b/>
+        </w:rPr>
+        <w:t>Example:</w:t>
+      </w:r>
+      <w:r>
+        <w:rPr/>
+        <w:t xml:space="preserve"> A test enumerates all routes and fails if one lacks a permission dependency.</w:t>
+      </w:r>
+    </w:p>
+    <w:p>
+      <w:r>
+        <w:rPr/>
+      </w:r>
+      <w:r>
+        <w:rPr>
+          <w:b/>
+        </w:rPr>
+        <w:t>Say it like this:</w:t>
+      </w:r>
+      <w:r>
+        <w:rPr/>
+        <w:t xml:space="preserve"> "Secure by default: a route without an explicit permission fails CI."</w:t>
+      </w:r>
+    </w:p>
+    <w:p>
+      <w:pPr>
+        <w:pBdr>
+          <w:bottom w:val="single" w:sz="6" w:space="1" w:color="BFC7D5"/>
+        </w:pBdr>
+      </w:pPr>
+    </w:p>
+    <w:p>
+      <w:pPr>
+        <w:keepNext/>
+        <w:spacing w:before="200"/>
+      </w:pPr>
+      <w:r>
+        <w:rPr>
+          <w:color w:val="1F3A5F"/>
+          <w:sz w:val="24"/>
+        </w:rPr>
+      </w:r>
+      <w:r>
+        <w:rPr>
+          <w:b/>
+          <w:color w:val="1F3A5F"/>
+          <w:sz w:val="24"/>
+        </w:rPr>
+        <w:t>Q30. What is encryption at rest vs field-level encryption?</w:t>
+      </w:r>
+      <w:r>
+        <w:rPr>
+          <w:color w:val="1F3A5F"/>
+          <w:sz w:val="24"/>
+        </w:rPr>
+      </w:r>
+    </w:p>
+    <w:p>
+      <w:r>
+        <w:rPr/>
+      </w:r>
+      <w:r>
+        <w:rPr>
+          <w:b/>
+        </w:rPr>
+        <w:t>Short answer:</w:t>
+      </w:r>
+      <w:r>
+        <w:rPr/>
+        <w:t xml:space="preserve"> At-rest encryption protects disks and backups; field-level encryption protects specific columns even from people with database access.</w:t>
+      </w:r>
+    </w:p>
+    <w:p>
+      <w:r>
+        <w:rPr/>
+      </w:r>
+      <w:r>
+        <w:rPr>
+          <w:b/>
+        </w:rPr>
+        <w:t>Explanation:</w:t>
+      </w:r>
+      <w:r>
+        <w:rPr/>
+        <w:t xml:space="preserve"> Field-level encryption with a KMS key for highly sensitive fields like notes or IDs.</w:t>
+      </w:r>
+    </w:p>
+    <w:p>
+      <w:r>
+        <w:rPr/>
+      </w:r>
+      <w:r>
+        <w:rPr>
+          <w:b/>
+        </w:rPr>
+        <w:t>Example:</w:t>
+      </w:r>
+      <w:r>
+        <w:rPr/>
+        <w:t xml:space="preserve"> </w:t>
+      </w:r>
+      <w:r>
+        <w:rPr>
+          <w:rFonts w:ascii="Courier New" w:hAnsi="Courier New"/>
+          <w:color w:val="B42318"/>
+          <w:sz w:val="20"/>
+        </w:rPr>
+        <w:t>patient_notes</w:t>
+      </w:r>
+      <w:r>
+        <w:rPr/>
+        <w:t xml:space="preserve"> encrypted with an AWS KMS data key; database admins see ciphertext.</w:t>
+      </w:r>
+    </w:p>
+    <w:p>
+      <w:r>
+        <w:rPr/>
+      </w:r>
+      <w:r>
+        <w:rPr>
+          <w:b/>
+        </w:rPr>
+        <w:t>Say it like this:</w:t>
+      </w:r>
+      <w:r>
+        <w:rPr/>
+        <w:t xml:space="preserve"> "Disk encryption protects stolen drives; field encryption protects sensitive values even from insiders."</w:t>
       </w:r>
     </w:p>
     <w:p>
@@ -3291,7 +4374,7 @@
       </w:pPr>
       <w:r>
         <w:rPr/>
-        <w:t>🎯 From Your Resume</w:t>
+        <w:t>🔴 More Advanced</w:t>
       </w:r>
     </w:p>
     <w:p>
@@ -3311,7 +4394,1255 @@
           <w:color w:val="1F3A5F"/>
           <w:sz w:val="24"/>
         </w:rPr>
-        <w:t>Q20. "Walk me through the backend side of your security audit."</w:t>
+        <w:t>Q31. How do you design secure password reset?</w:t>
+      </w:r>
+      <w:r>
+        <w:rPr>
+          <w:color w:val="1F3A5F"/>
+          <w:sz w:val="24"/>
+        </w:rPr>
+      </w:r>
+    </w:p>
+    <w:p>
+      <w:r>
+        <w:rPr/>
+      </w:r>
+      <w:r>
+        <w:rPr>
+          <w:b/>
+        </w:rPr>
+        <w:t>Short answer:</w:t>
+      </w:r>
+      <w:r>
+        <w:rPr/>
+        <w:t xml:space="preserve"> Random single-use tokens with short expiry, stored hashed, sent to the verified email, generic responses, and invalidating sessions after reset.</w:t>
+      </w:r>
+    </w:p>
+    <w:p>
+      <w:r>
+        <w:rPr/>
+      </w:r>
+      <w:r>
+        <w:rPr>
+          <w:b/>
+        </w:rPr>
+        <w:t>Explanation:</w:t>
+      </w:r>
+      <w:r>
+        <w:rPr/>
+        <w:t xml:space="preserve"> Never reveal whether the email exists.</w:t>
+      </w:r>
+    </w:p>
+    <w:p>
+      <w:r>
+        <w:rPr/>
+      </w:r>
+      <w:r>
+        <w:rPr>
+          <w:b/>
+        </w:rPr>
+        <w:t>Example:</w:t>
+      </w:r>
+      <w:r>
+        <w:rPr/>
+        <w:t xml:space="preserve"> Token valid 15 minutes; after use, all refresh tokens revoked.</w:t>
+      </w:r>
+    </w:p>
+    <w:p>
+      <w:r>
+        <w:rPr/>
+      </w:r>
+      <w:r>
+        <w:rPr>
+          <w:b/>
+        </w:rPr>
+        <w:t>Say it like this:</w:t>
+      </w:r>
+      <w:r>
+        <w:rPr/>
+        <w:t xml:space="preserve"> "Reset tokens are single-use, short-lived and hashed, and a reset logs the user out everywhere."</w:t>
+      </w:r>
+    </w:p>
+    <w:p>
+      <w:pPr>
+        <w:pBdr>
+          <w:bottom w:val="single" w:sz="6" w:space="1" w:color="BFC7D5"/>
+        </w:pBdr>
+      </w:pPr>
+    </w:p>
+    <w:p>
+      <w:pPr>
+        <w:keepNext/>
+        <w:spacing w:before="200"/>
+      </w:pPr>
+      <w:r>
+        <w:rPr>
+          <w:color w:val="1F3A5F"/>
+          <w:sz w:val="24"/>
+        </w:rPr>
+      </w:r>
+      <w:r>
+        <w:rPr>
+          <w:b/>
+          <w:color w:val="1F3A5F"/>
+          <w:sz w:val="24"/>
+        </w:rPr>
+        <w:t>Q32. How do you implement tenant isolation for security, not just correctness?</w:t>
+      </w:r>
+      <w:r>
+        <w:rPr>
+          <w:color w:val="1F3A5F"/>
+          <w:sz w:val="24"/>
+        </w:rPr>
+      </w:r>
+    </w:p>
+    <w:p>
+      <w:r>
+        <w:rPr/>
+      </w:r>
+      <w:r>
+        <w:rPr>
+          <w:b/>
+        </w:rPr>
+        <w:t>Short answer:</w:t>
+      </w:r>
+      <w:r>
+        <w:rPr/>
+        <w:t xml:space="preserve"> Tenant from the verified token only, enforced in queries and with database RLS, tenant-aware caches and queues, per-tenant encryption keys if required, and isolation tests.</w:t>
+      </w:r>
+    </w:p>
+    <w:p>
+      <w:r>
+        <w:rPr/>
+      </w:r>
+      <w:r>
+        <w:rPr>
+          <w:b/>
+        </w:rPr>
+        <w:t>Explanation:</w:t>
+      </w:r>
+      <w:r>
+        <w:rPr/>
+        <w:t xml:space="preserve"> Defence in depth because one missed filter is a breach.</w:t>
+      </w:r>
+    </w:p>
+    <w:p>
+      <w:r>
+        <w:rPr/>
+      </w:r>
+      <w:r>
+        <w:rPr>
+          <w:b/>
+        </w:rPr>
+        <w:t>Example:</w:t>
+      </w:r>
+      <w:r>
+        <w:rPr/>
+        <w:t xml:space="preserve"> RLS policies plus an integration test suite that attempts cross-tenant reads on every endpoint.</w:t>
+      </w:r>
+    </w:p>
+    <w:p>
+      <w:r>
+        <w:rPr/>
+      </w:r>
+      <w:r>
+        <w:rPr>
+          <w:b/>
+        </w:rPr>
+        <w:t>Say it like this:</w:t>
+      </w:r>
+      <w:r>
+        <w:rPr/>
+        <w:t xml:space="preserve"> "Isolation is enforced in several independent layers, so one mistake isn't enough to leak data."</w:t>
+      </w:r>
+    </w:p>
+    <w:p>
+      <w:pPr>
+        <w:pBdr>
+          <w:bottom w:val="single" w:sz="6" w:space="1" w:color="BFC7D5"/>
+        </w:pBdr>
+      </w:pPr>
+    </w:p>
+    <w:p>
+      <w:pPr>
+        <w:keepNext/>
+        <w:spacing w:before="200"/>
+      </w:pPr>
+      <w:r>
+        <w:rPr>
+          <w:color w:val="1F3A5F"/>
+          <w:sz w:val="24"/>
+        </w:rPr>
+      </w:r>
+      <w:r>
+        <w:rPr>
+          <w:b/>
+          <w:color w:val="1F3A5F"/>
+          <w:sz w:val="24"/>
+        </w:rPr>
+        <w:t>Q33. How do you secure webhooks you receive?</w:t>
+      </w:r>
+      <w:r>
+        <w:rPr>
+          <w:color w:val="1F3A5F"/>
+          <w:sz w:val="24"/>
+        </w:rPr>
+      </w:r>
+    </w:p>
+    <w:p>
+      <w:r>
+        <w:rPr/>
+      </w:r>
+      <w:r>
+        <w:rPr>
+          <w:b/>
+        </w:rPr>
+        <w:t>Short answer:</w:t>
+      </w:r>
+      <w:r>
+        <w:rPr/>
+        <w:t xml:space="preserve"> Verify the HMAC signature on the raw body in constant time, check timestamps to block replays, deduplicate event IDs, and use HTTPS.</w:t>
+      </w:r>
+    </w:p>
+    <w:p>
+      <w:r>
+        <w:rPr/>
+      </w:r>
+      <w:r>
+        <w:rPr>
+          <w:b/>
+        </w:rPr>
+        <w:t>Explanation:</w:t>
+      </w:r>
+      <w:r>
+        <w:rPr/>
+        <w:t xml:space="preserve"> Treat the payload as untrusted even after verification.</w:t>
+      </w:r>
+    </w:p>
+    <w:p>
+      <w:r>
+        <w:rPr/>
+      </w:r>
+      <w:r>
+        <w:rPr>
+          <w:b/>
+        </w:rPr>
+        <w:t>Example:</w:t>
+      </w:r>
+      <w:r>
+        <w:rPr/>
+        <w:t xml:space="preserve"> Twilio signature validation using the full URL and parameters.</w:t>
+      </w:r>
+    </w:p>
+    <w:p>
+      <w:r>
+        <w:rPr/>
+      </w:r>
+      <w:r>
+        <w:rPr>
+          <w:b/>
+        </w:rPr>
+        <w:t>Say it like this:</w:t>
+      </w:r>
+      <w:r>
+        <w:rPr/>
+        <w:t xml:space="preserve"> "Signature, timestamp and event ID: verified, fresh and processed once."</w:t>
+      </w:r>
+    </w:p>
+    <w:p>
+      <w:pPr>
+        <w:pBdr>
+          <w:bottom w:val="single" w:sz="6" w:space="1" w:color="BFC7D5"/>
+        </w:pBdr>
+      </w:pPr>
+    </w:p>
+    <w:p>
+      <w:pPr>
+        <w:keepNext/>
+        <w:spacing w:before="200"/>
+      </w:pPr>
+      <w:r>
+        <w:rPr>
+          <w:color w:val="1F3A5F"/>
+          <w:sz w:val="24"/>
+        </w:rPr>
+      </w:r>
+      <w:r>
+        <w:rPr>
+          <w:b/>
+          <w:color w:val="1F3A5F"/>
+          <w:sz w:val="24"/>
+        </w:rPr>
+        <w:t>Q34. What is threat modelling, and how do you do it?</w:t>
+      </w:r>
+      <w:r>
+        <w:rPr>
+          <w:color w:val="1F3A5F"/>
+          <w:sz w:val="24"/>
+        </w:rPr>
+      </w:r>
+    </w:p>
+    <w:p>
+      <w:r>
+        <w:rPr/>
+      </w:r>
+      <w:r>
+        <w:rPr>
+          <w:b/>
+        </w:rPr>
+        <w:t>Short answer:</w:t>
+      </w:r>
+      <w:r>
+        <w:rPr/>
+        <w:t xml:space="preserve"> Systematically listing assets, entry points, trust boundaries and threats (STRIDE), then mitigations, before or during design.</w:t>
+      </w:r>
+    </w:p>
+    <w:p>
+      <w:r>
+        <w:rPr/>
+      </w:r>
+      <w:r>
+        <w:rPr>
+          <w:b/>
+        </w:rPr>
+        <w:t>Explanation:</w:t>
+      </w:r>
+      <w:r>
+        <w:rPr/>
+        <w:t xml:space="preserve"> Lightweight versions work in a one-hour session per feature.</w:t>
+      </w:r>
+    </w:p>
+    <w:p>
+      <w:r>
+        <w:rPr/>
+      </w:r>
+      <w:r>
+        <w:rPr>
+          <w:b/>
+        </w:rPr>
+        <w:t>Example:</w:t>
+      </w:r>
+      <w:r>
+        <w:rPr/>
+        <w:t xml:space="preserve"> For the compliance chat: assets (transcripts), threats (prompt injection, cross-tenant retrieval), mitigations (query filtering, output validation).</w:t>
+      </w:r>
+    </w:p>
+    <w:p>
+      <w:r>
+        <w:rPr/>
+      </w:r>
+      <w:r>
+        <w:rPr>
+          <w:b/>
+        </w:rPr>
+        <w:t>Say it like this:</w:t>
+      </w:r>
+      <w:r>
+        <w:rPr/>
+        <w:t xml:space="preserve"> "I ask what we're protecting, who could attack it and how, then design mitigations before writing code."</w:t>
+      </w:r>
+    </w:p>
+    <w:p>
+      <w:pPr>
+        <w:pBdr>
+          <w:bottom w:val="single" w:sz="6" w:space="1" w:color="BFC7D5"/>
+        </w:pBdr>
+      </w:pPr>
+    </w:p>
+    <w:p>
+      <w:pPr>
+        <w:keepNext/>
+        <w:spacing w:before="200"/>
+      </w:pPr>
+      <w:r>
+        <w:rPr>
+          <w:color w:val="1F3A5F"/>
+          <w:sz w:val="24"/>
+        </w:rPr>
+      </w:r>
+      <w:r>
+        <w:rPr>
+          <w:b/>
+          <w:color w:val="1F3A5F"/>
+          <w:sz w:val="24"/>
+        </w:rPr>
+        <w:t>Q35. How do you handle dependency vulnerabilities?</w:t>
+      </w:r>
+      <w:r>
+        <w:rPr>
+          <w:color w:val="1F3A5F"/>
+          <w:sz w:val="24"/>
+        </w:rPr>
+      </w:r>
+    </w:p>
+    <w:p>
+      <w:r>
+        <w:rPr/>
+      </w:r>
+      <w:r>
+        <w:rPr>
+          <w:b/>
+        </w:rPr>
+        <w:t>Short answer:</w:t>
+      </w:r>
+      <w:r>
+        <w:rPr/>
+        <w:t xml:space="preserve"> Lockfiles, automated scanning (Dependabot, Snyk, npm audit, pip-audit), triage by exploitability, and regular updates.</w:t>
+      </w:r>
+    </w:p>
+    <w:p>
+      <w:r>
+        <w:rPr/>
+      </w:r>
+      <w:r>
+        <w:rPr>
+          <w:b/>
+        </w:rPr>
+        <w:t>Explanation:</w:t>
+      </w:r>
+      <w:r>
+        <w:rPr/>
+        <w:t xml:space="preserve"> Not every CVE is reachable; prioritise ones in your code paths.</w:t>
+      </w:r>
+    </w:p>
+    <w:p>
+      <w:r>
+        <w:rPr/>
+      </w:r>
+      <w:r>
+        <w:rPr>
+          <w:b/>
+        </w:rPr>
+        <w:t>Example:</w:t>
+      </w:r>
+      <w:r>
+        <w:rPr/>
+        <w:t xml:space="preserve"> Weekly dependency PRs auto-merged when tests pass for patch versions.</w:t>
+      </w:r>
+    </w:p>
+    <w:p>
+      <w:r>
+        <w:rPr/>
+      </w:r>
+      <w:r>
+        <w:rPr>
+          <w:b/>
+        </w:rPr>
+        <w:t>Say it like this:</w:t>
+      </w:r>
+      <w:r>
+        <w:rPr/>
+        <w:t xml:space="preserve"> "Dependencies are scanned continuously and updated often, so patching is routine rather than an emergency."</w:t>
+      </w:r>
+    </w:p>
+    <w:p>
+      <w:pPr>
+        <w:pBdr>
+          <w:bottom w:val="single" w:sz="6" w:space="1" w:color="BFC7D5"/>
+        </w:pBdr>
+      </w:pPr>
+    </w:p>
+    <w:p>
+      <w:pPr>
+        <w:pStyle w:val="Heading2"/>
+        <w:pBdr>
+          <w:bottom w:val="single" w:sz="6" w:space="1" w:color="BFC7D5"/>
+        </w:pBdr>
+      </w:pPr>
+      <w:r>
+        <w:rPr/>
+        <w:t>🧩 More Scenarios</w:t>
+      </w:r>
+    </w:p>
+    <w:p>
+      <w:pPr>
+        <w:keepNext/>
+        <w:spacing w:before="200"/>
+      </w:pPr>
+      <w:r>
+        <w:rPr>
+          <w:color w:val="1F3A5F"/>
+          <w:sz w:val="24"/>
+        </w:rPr>
+      </w:r>
+      <w:r>
+        <w:rPr>
+          <w:b/>
+          <w:color w:val="1F3A5F"/>
+          <w:sz w:val="24"/>
+        </w:rPr>
+        <w:t>Q36. A developer committed an AWS key to GitHub. What do you do?</w:t>
+      </w:r>
+      <w:r>
+        <w:rPr>
+          <w:color w:val="1F3A5F"/>
+          <w:sz w:val="24"/>
+        </w:rPr>
+      </w:r>
+    </w:p>
+    <w:p>
+      <w:r>
+        <w:rPr/>
+      </w:r>
+      <w:r>
+        <w:rPr>
+          <w:b/>
+        </w:rPr>
+        <w:t>Short answer:</w:t>
+      </w:r>
+      <w:r>
+        <w:rPr/>
+        <w:t xml:space="preserve"> Revoke and rotate the key immediately, check CloudTrail for misuse, remove it from history, and add secret scanning to prevent recurrence.</w:t>
+      </w:r>
+    </w:p>
+    <w:p>
+      <w:r>
+        <w:rPr/>
+      </w:r>
+      <w:r>
+        <w:rPr>
+          <w:b/>
+        </w:rPr>
+        <w:t>Explanation:</w:t>
+      </w:r>
+      <w:r>
+        <w:rPr/>
+        <w:t xml:space="preserve"> Assume it was found within minutes; bots scan public repos constantly.</w:t>
+      </w:r>
+    </w:p>
+    <w:p>
+      <w:r>
+        <w:rPr/>
+      </w:r>
+      <w:r>
+        <w:rPr>
+          <w:b/>
+        </w:rPr>
+        <w:t>Example:</w:t>
+      </w:r>
+      <w:r>
+        <w:rPr/>
+        <w:t xml:space="preserve"> Deactivate the IAM key, then rotate dependent services to role-based credentials.</w:t>
+      </w:r>
+    </w:p>
+    <w:p>
+      <w:r>
+        <w:rPr/>
+      </w:r>
+      <w:r>
+        <w:rPr>
+          <w:b/>
+        </w:rPr>
+        <w:t>Say it like this:</w:t>
+      </w:r>
+      <w:r>
+        <w:rPr/>
+        <w:t xml:space="preserve"> "Rotate first, investigate second, and then make it impossible with secret scanning and role-based credentials."</w:t>
+      </w:r>
+    </w:p>
+    <w:p>
+      <w:pPr>
+        <w:pBdr>
+          <w:bottom w:val="single" w:sz="6" w:space="1" w:color="BFC7D5"/>
+        </w:pBdr>
+      </w:pPr>
+    </w:p>
+    <w:p>
+      <w:pPr>
+        <w:keepNext/>
+        <w:spacing w:before="200"/>
+      </w:pPr>
+      <w:r>
+        <w:rPr>
+          <w:color w:val="1F3A5F"/>
+          <w:sz w:val="24"/>
+        </w:rPr>
+      </w:r>
+      <w:r>
+        <w:rPr>
+          <w:b/>
+          <w:color w:val="1F3A5F"/>
+          <w:sz w:val="24"/>
+        </w:rPr>
+        <w:t>Q37. A user reports they can see a deleted colleague's data. What's wrong?</w:t>
+      </w:r>
+      <w:r>
+        <w:rPr>
+          <w:color w:val="1F3A5F"/>
+          <w:sz w:val="24"/>
+        </w:rPr>
+      </w:r>
+    </w:p>
+    <w:p>
+      <w:r>
+        <w:rPr/>
+      </w:r>
+      <w:r>
+        <w:rPr>
+          <w:b/>
+        </w:rPr>
+        <w:t>Short answer:</w:t>
+      </w:r>
+      <w:r>
+        <w:rPr/>
+        <w:t xml:space="preserve"> Access wasn't revoked: cached permissions, long-lived tokens, or data scoped by role but not by active membership.</w:t>
+      </w:r>
+    </w:p>
+    <w:p>
+      <w:r>
+        <w:rPr/>
+      </w:r>
+      <w:r>
+        <w:rPr>
+          <w:b/>
+        </w:rPr>
+        <w:t>Explanation:</w:t>
+      </w:r>
+      <w:r>
+        <w:rPr/>
+        <w:t xml:space="preserve"> Offboarding must revoke sessions and permissions immediately.</w:t>
+      </w:r>
+    </w:p>
+    <w:p>
+      <w:r>
+        <w:rPr/>
+      </w:r>
+      <w:r>
+        <w:rPr>
+          <w:b/>
+        </w:rPr>
+        <w:t>Example:</w:t>
+      </w:r>
+      <w:r>
+        <w:rPr/>
+        <w:t xml:space="preserve"> Deactivated users kept valid refresh tokens; offboarding now revokes them.</w:t>
+      </w:r>
+    </w:p>
+    <w:p>
+      <w:r>
+        <w:rPr/>
+      </w:r>
+      <w:r>
+        <w:rPr>
+          <w:b/>
+        </w:rPr>
+        <w:t>Say it like this:</w:t>
+      </w:r>
+      <w:r>
+        <w:rPr/>
+        <w:t xml:space="preserve"> "Offboarding must end access instantly: sessions, tokens and cached permissions all get revoked."</w:t>
+      </w:r>
+    </w:p>
+    <w:p>
+      <w:pPr>
+        <w:pBdr>
+          <w:bottom w:val="single" w:sz="6" w:space="1" w:color="BFC7D5"/>
+        </w:pBdr>
+      </w:pPr>
+    </w:p>
+    <w:p>
+      <w:pPr>
+        <w:keepNext/>
+        <w:spacing w:before="200"/>
+      </w:pPr>
+      <w:r>
+        <w:rPr>
+          <w:color w:val="1F3A5F"/>
+          <w:sz w:val="24"/>
+        </w:rPr>
+      </w:r>
+      <w:r>
+        <w:rPr>
+          <w:b/>
+          <w:color w:val="1F3A5F"/>
+          <w:sz w:val="24"/>
+        </w:rPr>
+        <w:t>Q38. Your login endpoint is under a credential-stuffing attack. What do you do right now?</w:t>
+      </w:r>
+      <w:r>
+        <w:rPr>
+          <w:color w:val="1F3A5F"/>
+          <w:sz w:val="24"/>
+        </w:rPr>
+      </w:r>
+    </w:p>
+    <w:p>
+      <w:r>
+        <w:rPr/>
+      </w:r>
+      <w:r>
+        <w:rPr>
+          <w:b/>
+        </w:rPr>
+        <w:t>Short answer:</w:t>
+      </w:r>
+      <w:r>
+        <w:rPr/>
+        <w:t xml:space="preserve"> Tighten rate limits per IP and account, add a CAPTCHA or proof-of-work challenge, block abusive ranges at the WAF, force resets for compromised accounts, and alert users.</w:t>
+      </w:r>
+    </w:p>
+    <w:p>
+      <w:r>
+        <w:rPr/>
+      </w:r>
+      <w:r>
+        <w:rPr>
+          <w:b/>
+        </w:rPr>
+        <w:t>Explanation:</w:t>
+      </w:r>
+      <w:r>
+        <w:rPr/>
+        <w:t xml:space="preserve"> Monitor success rates of logins to detect compromised accounts.</w:t>
+      </w:r>
+    </w:p>
+    <w:p>
+      <w:r>
+        <w:rPr/>
+      </w:r>
+      <w:r>
+        <w:rPr>
+          <w:b/>
+        </w:rPr>
+        <w:t>Example:</w:t>
+      </w:r>
+      <w:r>
+        <w:rPr/>
+        <w:t xml:space="preserve"> AWS WAF rate-based rule plus bot control on </w:t>
+      </w:r>
+      <w:r>
+        <w:rPr>
+          <w:rFonts w:ascii="Courier New" w:hAnsi="Courier New"/>
+          <w:color w:val="B42318"/>
+          <w:sz w:val="20"/>
+        </w:rPr>
+        <w:t>/auth/login</w:t>
+      </w:r>
+      <w:r>
+        <w:rPr/>
+        <w:t>.</w:t>
+      </w:r>
+    </w:p>
+    <w:p>
+      <w:r>
+        <w:rPr/>
+      </w:r>
+      <w:r>
+        <w:rPr>
+          <w:b/>
+        </w:rPr>
+        <w:t>Say it like this:</w:t>
+      </w:r>
+      <w:r>
+        <w:rPr/>
+        <w:t xml:space="preserve"> "Slow the attacker down at the edge, protect affected accounts, and add MFA to make stolen passwords useless."</w:t>
+      </w:r>
+    </w:p>
+    <w:p>
+      <w:pPr>
+        <w:pBdr>
+          <w:bottom w:val="single" w:sz="6" w:space="1" w:color="BFC7D5"/>
+        </w:pBdr>
+      </w:pPr>
+    </w:p>
+    <w:p>
+      <w:pPr>
+        <w:pStyle w:val="Heading2"/>
+        <w:pBdr>
+          <w:bottom w:val="single" w:sz="6" w:space="1" w:color="BFC7D5"/>
+        </w:pBdr>
+      </w:pPr>
+      <w:r>
+        <w:rPr/>
+        <w:t>🏥 Level 4 — Healthcare and PHI</w:t>
+      </w:r>
+    </w:p>
+    <w:p>
+      <w:pPr>
+        <w:keepNext/>
+        <w:spacing w:before="200"/>
+      </w:pPr>
+      <w:r>
+        <w:rPr>
+          <w:color w:val="1F3A5F"/>
+          <w:sz w:val="24"/>
+        </w:rPr>
+      </w:r>
+      <w:r>
+        <w:rPr>
+          <w:b/>
+          <w:color w:val="1F3A5F"/>
+          <w:sz w:val="24"/>
+        </w:rPr>
+        <w:t>Q39. What is PHI, and how must a backend protect it?</w:t>
+      </w:r>
+      <w:r>
+        <w:rPr>
+          <w:color w:val="1F3A5F"/>
+          <w:sz w:val="24"/>
+        </w:rPr>
+      </w:r>
+    </w:p>
+    <w:p>
+      <w:r>
+        <w:rPr/>
+      </w:r>
+      <w:r>
+        <w:rPr>
+          <w:b/>
+        </w:rPr>
+        <w:t>Short answer:</w:t>
+      </w:r>
+      <w:r>
+        <w:rPr/>
+        <w:t xml:space="preserve"> Protected Health Information. Encrypt it in transit and at rest, restrict access by role, audit every access, minimise collection, and keep it out of logs and third parties without agreements.</w:t>
+      </w:r>
+    </w:p>
+    <w:p>
+      <w:r>
+        <w:rPr/>
+      </w:r>
+      <w:r>
+        <w:rPr>
+          <w:b/>
+        </w:rPr>
+        <w:t>Explanation:</w:t>
+      </w:r>
+      <w:r>
+        <w:rPr/>
+        <w:t xml:space="preserve"> HIPAA in the US requires safeguards and Business Associate Agreements with vendors that handle PHI.</w:t>
+      </w:r>
+    </w:p>
+    <w:p>
+      <w:r>
+        <w:rPr/>
+      </w:r>
+      <w:r>
+        <w:rPr>
+          <w:b/>
+        </w:rPr>
+        <w:t>Example:</w:t>
+      </w:r>
+      <w:r>
+        <w:rPr/>
+        <w:t xml:space="preserve"> Audit table rows: who accessed which patient session, when, and from where.</w:t>
+      </w:r>
+    </w:p>
+    <w:p>
+      <w:r>
+        <w:rPr/>
+      </w:r>
+      <w:r>
+        <w:rPr>
+          <w:b/>
+        </w:rPr>
+        <w:t>Say it like this:</w:t>
+      </w:r>
+      <w:r>
+        <w:rPr/>
+        <w:t xml:space="preserve"> "PHI is encrypted everywhere, accessed on a need-to-know basis, every access is audited, and it never leaks into logs, analytics or vendors without an agreement."</w:t>
+      </w:r>
+    </w:p>
+    <w:p>
+      <w:pPr>
+        <w:pBdr>
+          <w:bottom w:val="single" w:sz="6" w:space="1" w:color="BFC7D5"/>
+        </w:pBdr>
+      </w:pPr>
+    </w:p>
+    <w:p>
+      <w:pPr>
+        <w:keepNext/>
+        <w:spacing w:before="200"/>
+      </w:pPr>
+      <w:r>
+        <w:rPr>
+          <w:color w:val="1F3A5F"/>
+          <w:sz w:val="24"/>
+        </w:rPr>
+      </w:r>
+      <w:r>
+        <w:rPr>
+          <w:b/>
+          <w:color w:val="1F3A5F"/>
+          <w:sz w:val="24"/>
+        </w:rPr>
+        <w:t>Q40. How do you keep PHI out of logs?</w:t>
+      </w:r>
+      <w:r>
+        <w:rPr>
+          <w:color w:val="1F3A5F"/>
+          <w:sz w:val="24"/>
+        </w:rPr>
+      </w:r>
+    </w:p>
+    <w:p>
+      <w:r>
+        <w:rPr/>
+      </w:r>
+      <w:r>
+        <w:rPr>
+          <w:b/>
+        </w:rPr>
+        <w:t>Short answer:</w:t>
+      </w:r>
+      <w:r>
+        <w:rPr/>
+        <w:t xml:space="preserve"> Structured logging with allowlisted fields, redaction middleware, no request bodies by default, and scrubbing in error trackers.</w:t>
+      </w:r>
+    </w:p>
+    <w:p>
+      <w:r>
+        <w:rPr/>
+      </w:r>
+      <w:r>
+        <w:rPr>
+          <w:b/>
+        </w:rPr>
+        <w:t>Explanation:</w:t>
+      </w:r>
+      <w:r>
+        <w:rPr/>
+        <w:t xml:space="preserve"> Test redaction so it doesn't regress.</w:t>
+      </w:r>
+    </w:p>
+    <w:p>
+      <w:r>
+        <w:rPr/>
+      </w:r>
+      <w:r>
+        <w:rPr>
+          <w:b/>
+        </w:rPr>
+        <w:t>Example:</w:t>
+      </w:r>
+      <w:r>
+        <w:rPr/>
+        <w:t xml:space="preserve"> A pino </w:t>
+      </w:r>
+      <w:r>
+        <w:rPr>
+          <w:rFonts w:ascii="Courier New" w:hAnsi="Courier New"/>
+          <w:color w:val="B42318"/>
+          <w:sz w:val="20"/>
+        </w:rPr>
+        <w:t>redact</w:t>
+      </w:r>
+      <w:r>
+        <w:rPr/>
+        <w:t xml:space="preserve"> config for </w:t>
+      </w:r>
+      <w:r>
+        <w:rPr>
+          <w:rFonts w:ascii="Courier New" w:hAnsi="Courier New"/>
+          <w:color w:val="B42318"/>
+          <w:sz w:val="20"/>
+        </w:rPr>
+        <w:t>req.body.patient*</w:t>
+      </w:r>
+      <w:r>
+        <w:rPr/>
+        <w:t xml:space="preserve">, </w:t>
+      </w:r>
+      <w:r>
+        <w:rPr>
+          <w:rFonts w:ascii="Courier New" w:hAnsi="Courier New"/>
+          <w:color w:val="B42318"/>
+          <w:sz w:val="20"/>
+        </w:rPr>
+        <w:t>*.ssn</w:t>
+      </w:r>
+      <w:r>
+        <w:rPr/>
+        <w:t xml:space="preserve"> and </w:t>
+      </w:r>
+      <w:r>
+        <w:rPr>
+          <w:rFonts w:ascii="Courier New" w:hAnsi="Courier New"/>
+          <w:color w:val="B42318"/>
+          <w:sz w:val="20"/>
+        </w:rPr>
+        <w:t>authorization</w:t>
+      </w:r>
+      <w:r>
+        <w:rPr/>
+        <w:t xml:space="preserve"> headers.</w:t>
+      </w:r>
+    </w:p>
+    <w:p>
+      <w:r>
+        <w:rPr/>
+      </w:r>
+      <w:r>
+        <w:rPr>
+          <w:b/>
+        </w:rPr>
+        <w:t>Say it like this:</w:t>
+      </w:r>
+      <w:r>
+        <w:rPr/>
+        <w:t xml:space="preserve"> "Logs only contain allowlisted fields. Bodies aren't logged by default, and a test fails if a known PHI field appears in a log line."</w:t>
+      </w:r>
+    </w:p>
+    <w:p>
+      <w:pPr>
+        <w:pBdr>
+          <w:bottom w:val="single" w:sz="6" w:space="1" w:color="BFC7D5"/>
+        </w:pBdr>
+      </w:pPr>
+    </w:p>
+    <w:p>
+      <w:pPr>
+        <w:pStyle w:val="Heading2"/>
+        <w:pBdr>
+          <w:bottom w:val="single" w:sz="6" w:space="1" w:color="BFC7D5"/>
+        </w:pBdr>
+      </w:pPr>
+      <w:r>
+        <w:rPr/>
+        <w:t>🧩 Level 5 — Scenario-Based</w:t>
+      </w:r>
+    </w:p>
+    <w:p>
+      <w:pPr>
+        <w:keepNext/>
+        <w:spacing w:before="200"/>
+      </w:pPr>
+      <w:r>
+        <w:rPr>
+          <w:color w:val="1F3A5F"/>
+          <w:sz w:val="24"/>
+        </w:rPr>
+      </w:r>
+      <w:r>
+        <w:rPr>
+          <w:b/>
+          <w:color w:val="1F3A5F"/>
+          <w:sz w:val="24"/>
+        </w:rPr>
+        <w:t>Q41. You discover an API where changing an ID in the URL returns another tenant's data. What do you do?</w:t>
+      </w:r>
+      <w:r>
+        <w:rPr>
+          <w:color w:val="1F3A5F"/>
+          <w:sz w:val="24"/>
+        </w:rPr>
+      </w:r>
+    </w:p>
+    <w:p>
+      <w:r>
+        <w:rPr/>
+      </w:r>
+      <w:r>
+        <w:rPr>
+          <w:b/>
+        </w:rPr>
+        <w:t>Short answer:</w:t>
+      </w:r>
+      <w:r>
+        <w:rPr/>
+        <w:t xml:space="preserve"> Treat it as an incident: fix the query scope, check logs for exploitation, notify per policy, add tests for every similar endpoint, and add database-level protection like RLS.</w:t>
+      </w:r>
+    </w:p>
+    <w:p>
+      <w:r>
+        <w:rPr/>
+      </w:r>
+      <w:r>
+        <w:rPr>
+          <w:b/>
+        </w:rPr>
+        <w:t>Explanation:</w:t>
+      </w:r>
+      <w:r>
+        <w:rPr/>
+        <w:t xml:space="preserve"> Also audit all endpoints systematically, because one IDOR rarely comes alone.</w:t>
+      </w:r>
+    </w:p>
+    <w:p>
+      <w:r>
+        <w:rPr/>
+      </w:r>
+      <w:r>
+        <w:rPr>
+          <w:b/>
+        </w:rPr>
+        <w:t>Example:</w:t>
+      </w:r>
+      <w:r>
+        <w:rPr/>
+        <w:t xml:space="preserve"> Add a role × tenant × endpoint test matrix to CI.</w:t>
+      </w:r>
+    </w:p>
+    <w:p>
+      <w:r>
+        <w:rPr/>
+      </w:r>
+      <w:r>
+        <w:rPr>
+          <w:b/>
+        </w:rPr>
+        <w:t>Say it like this:</w:t>
+      </w:r>
+      <w:r>
+        <w:rPr/>
+        <w:t xml:space="preserve"> "Fix it immediately, check whether it was exploited, then make the whole class of bug impossible with scoped queries, RLS and an authorisation test matrix."</w:t>
+      </w:r>
+    </w:p>
+    <w:p>
+      <w:pPr>
+        <w:pBdr>
+          <w:bottom w:val="single" w:sz="6" w:space="1" w:color="BFC7D5"/>
+        </w:pBdr>
+      </w:pPr>
+    </w:p>
+    <w:p>
+      <w:pPr>
+        <w:keepNext/>
+        <w:spacing w:before="200"/>
+      </w:pPr>
+      <w:r>
+        <w:rPr>
+          <w:color w:val="1F3A5F"/>
+          <w:sz w:val="24"/>
+        </w:rPr>
+      </w:r>
+      <w:r>
+        <w:rPr>
+          <w:b/>
+          <w:color w:val="1F3A5F"/>
+          <w:sz w:val="24"/>
+        </w:rPr>
+        <w:t>Q42. A JWT signing key may have leaked. What do you do?</w:t>
+      </w:r>
+      <w:r>
+        <w:rPr>
+          <w:color w:val="1F3A5F"/>
+          <w:sz w:val="24"/>
+        </w:rPr>
+      </w:r>
+    </w:p>
+    <w:p>
+      <w:r>
+        <w:rPr/>
+      </w:r>
+      <w:r>
+        <w:rPr>
+          <w:b/>
+        </w:rPr>
+        <w:t>Short answer:</w:t>
+      </w:r>
+      <w:r>
+        <w:rPr/>
+        <w:t xml:space="preserve"> Rotate the key immediately (publish the new key in JWKS, stop accepting the old one), force re-login by revoking refresh tokens, investigate the leak, and review access logs.</w:t>
+      </w:r>
+    </w:p>
+    <w:p>
+      <w:r>
+        <w:rPr/>
+      </w:r>
+      <w:r>
+        <w:rPr>
+          <w:b/>
+        </w:rPr>
+        <w:t>Explanation:</w:t>
+      </w:r>
+      <w:r>
+        <w:rPr/>
+        <w:t xml:space="preserve"> Key IDs (</w:t>
+      </w:r>
+      <w:r>
+        <w:rPr>
+          <w:rFonts w:ascii="Courier New" w:hAnsi="Courier New"/>
+          <w:color w:val="B42318"/>
+          <w:sz w:val="20"/>
+        </w:rPr>
+        <w:t>kid</w:t>
+      </w:r>
+      <w:r>
+        <w:rPr/>
+        <w:t>) make rotation smooth.</w:t>
+      </w:r>
+    </w:p>
+    <w:p>
+      <w:r>
+        <w:rPr/>
+      </w:r>
+      <w:r>
+        <w:rPr>
+          <w:b/>
+        </w:rPr>
+        <w:t>Example:</w:t>
+      </w:r>
+      <w:r>
+        <w:rPr/>
+        <w:t xml:space="preserve"> Remove the compromised </w:t>
+      </w:r>
+      <w:r>
+        <w:rPr>
+          <w:rFonts w:ascii="Courier New" w:hAnsi="Courier New"/>
+          <w:color w:val="B42318"/>
+          <w:sz w:val="20"/>
+        </w:rPr>
+        <w:t>kid</w:t>
+      </w:r>
+      <w:r>
+        <w:rPr/>
+        <w:t xml:space="preserve"> from the JWKS; all tokens signed with it fail verification.</w:t>
+      </w:r>
+    </w:p>
+    <w:p>
+      <w:r>
+        <w:rPr/>
+      </w:r>
+      <w:r>
+        <w:rPr>
+          <w:b/>
+        </w:rPr>
+        <w:t>Say it like this:</w:t>
+      </w:r>
+      <w:r>
+        <w:rPr/>
+        <w:t xml:space="preserve"> "Rotate the key, invalidate every session it signed, then find out how it leaked. kid-based JWKS makes rotation a config change, not a deploy."</w:t>
+      </w:r>
+    </w:p>
+    <w:p>
+      <w:pPr>
+        <w:pBdr>
+          <w:bottom w:val="single" w:sz="6" w:space="1" w:color="BFC7D5"/>
+        </w:pBdr>
+      </w:pPr>
+    </w:p>
+    <w:p>
+      <w:pPr>
+        <w:pStyle w:val="Heading2"/>
+        <w:pBdr>
+          <w:bottom w:val="single" w:sz="6" w:space="1" w:color="BFC7D5"/>
+        </w:pBdr>
+      </w:pPr>
+      <w:r>
+        <w:rPr/>
+        <w:t>🎯 From Your Resume</w:t>
+      </w:r>
+    </w:p>
+    <w:p>
+      <w:pPr>
+        <w:keepNext/>
+        <w:spacing w:before="200"/>
+      </w:pPr>
+      <w:r>
+        <w:rPr>
+          <w:color w:val="1F3A5F"/>
+          <w:sz w:val="24"/>
+        </w:rPr>
+      </w:r>
+      <w:r>
+        <w:rPr>
+          <w:b/>
+          <w:color w:val="1F3A5F"/>
+          <w:sz w:val="24"/>
+        </w:rPr>
+        <w:t>Q43. "Walk me through the backend side of your security audit."</w:t>
       </w:r>
       <w:r>
         <w:rPr>
@@ -3509,7 +5840,7 @@
           <w:color w:val="1F3A5F"/>
           <w:sz w:val="24"/>
         </w:rPr>
-        <w:t>Q21. "How were JWT and OAuth tokens handled after your fixes?"</w:t>
+        <w:t>Q44. "How were JWT and OAuth tokens handled after your fixes?"</w:t>
       </w:r>
       <w:r>
         <w:rPr>
